--- a/dist/Nicolas_Schernetzki_CV_Esp.docx
+++ b/dist/Nicolas_Schernetzki_CV_Esp.docx
@@ -120,7 +120,7 @@
                 <w:sz w:val="18"/>
                 <w:szCs w:val="18"/>
               </w:rPr>
-              <w:t xml:space="preserve">Desarrollador Full-Stack | Desarrollador Back-End</w:t>
+              <w:t xml:space="preserve">Desarrollador Full-Stack</w:t>
             </w:r>
           </w:p>
           <w:p>
@@ -136,7 +136,7 @@
               </w:rPr>
               <w:t xml:space="preserve">Ituzaingó, Buenos Aires  •  +54 11 6101-4743  •  ngsrepresentaciones@gmail.com  •  </w:t>
             </w:r>
-            <w:hyperlink w:history="1" r:id="rIdhida4xpxrx4ikykifi3j-">
+            <w:hyperlink w:history="1" r:id="rIde6iyhooxs7zslz74ptgk7">
               <w:r>
                 <w:rPr>
                   <w:rFonts w:ascii="Calibri" w:cs="Calibri" w:eastAsia="Calibri" w:hAnsi="Calibri"/>
@@ -157,7 +157,7 @@
               </w:rPr>
               <w:t xml:space="preserve">  •  </w:t>
             </w:r>
-            <w:hyperlink w:history="1" r:id="rIdlymwczy93iypnwljibe83">
+            <w:hyperlink w:history="1" r:id="rIdr10luoeekzqszmxqhvf3w">
               <w:r>
                 <w:rPr>
                   <w:rFonts w:ascii="Calibri" w:cs="Calibri" w:eastAsia="Calibri" w:hAnsi="Calibri"/>
@@ -178,7 +178,7 @@
               </w:rPr>
               <w:t xml:space="preserve">  •  </w:t>
             </w:r>
-            <w:hyperlink w:history="1" r:id="rIdavludb6g-qmtxnivrfqt8">
+            <w:hyperlink w:history="1" r:id="rIdfpofttrhohehejaq66meb">
               <w:r>
                 <w:rPr>
                   <w:rFonts w:ascii="Calibri" w:cs="Calibri" w:eastAsia="Calibri" w:hAnsi="Calibri"/>
@@ -410,7 +410,7 @@
           <w:sz w:val="18"/>
           <w:szCs w:val="18"/>
         </w:rPr>
-        <w:t xml:space="preserve">Git, Docker, Visual Studio, VS Code, Microsoft Office</w:t>
+        <w:t xml:space="preserve">Git, Visual Studio, VS Code, Postman, Microsoft Office</w:t>
       </w:r>
     </w:p>
     <w:p>
@@ -502,7 +502,7 @@
         </w:rPr>
         <w:t xml:space="preserve">  |  </w:t>
       </w:r>
-      <w:hyperlink w:history="1" r:id="rId0vlf097gg0gyiinqxpdme">
+      <w:hyperlink w:history="1" r:id="rIdra2e5nua15ihfrlmguy8h">
         <w:r>
           <w:rPr>
             <w:rFonts w:ascii="Calibri" w:cs="Calibri" w:eastAsia="Calibri" w:hAnsi="Calibri"/>
@@ -523,7 +523,7 @@
         </w:rPr>
         <w:t xml:space="preserve">  |  </w:t>
       </w:r>
-      <w:hyperlink w:history="1" r:id="rIdbe0q0boxebnms2nwadrzj">
+      <w:hyperlink w:history="1" r:id="rIdw_axj8dyey120iwu4uyrg">
         <w:r>
           <w:rPr>
             <w:rFonts w:ascii="Calibri" w:cs="Calibri" w:eastAsia="Calibri" w:hAnsi="Calibri"/>
@@ -616,7 +616,7 @@
         </w:rPr>
         <w:t xml:space="preserve">  |  </w:t>
       </w:r>
-      <w:hyperlink w:history="1" r:id="rIdijp8x2lrjjz6tkzzrtphs">
+      <w:hyperlink w:history="1" r:id="rIdyzdlmhkmmvf7eelbjwmve">
         <w:r>
           <w:rPr>
             <w:rFonts w:ascii="Calibri" w:cs="Calibri" w:eastAsia="Calibri" w:hAnsi="Calibri"/>
@@ -637,7 +637,7 @@
         </w:rPr>
         <w:t xml:space="preserve">  |  </w:t>
       </w:r>
-      <w:hyperlink w:history="1" r:id="rIddocxjlnwkly5jtdth-voi">
+      <w:hyperlink w:history="1" r:id="rId4g9giruwvvhcazibillwo">
         <w:r>
           <w:rPr>
             <w:rFonts w:ascii="Calibri" w:cs="Calibri" w:eastAsia="Calibri" w:hAnsi="Calibri"/>
